--- a/zht/docx/040.content.docx
+++ b/zht/docx/040.content.docx
@@ -150,26 +150,6 @@
           <w:lang w:val="zh_TW" w:bidi="zh_TW"/>
         </w:rPr>
         <w:t>jie</w:t>
-      </w:r>
-      <w:r>
-        <w:rPr>
-          <w:lang w:val="zh_TW" w:bidi="zh_TW"/>
-        </w:rPr>
-      </w:r>
-    </w:p>
-    <w:p>
-      <w:pPr/>
-      <w:r>
-        <w:rPr>
-          <w:lang w:val="zh_TW" w:bidi="zh_TW"/>
-        </w:rPr>
-      </w:r>
-      <w:r>
-        <w:rPr>
-          <w:i/>
-          <w:lang w:val="zh_TW" w:bidi="zh_TW"/>
-        </w:rPr>
-        <w:t>潔淨、不潔淨與聖潔</w:t>
       </w:r>
       <w:r>
         <w:rPr>

--- a/zht/docx/040.content.docx
+++ b/zht/docx/040.content.docx
@@ -19,7 +19,7 @@
         <w:rPr>
           <w:lang w:val="zh_TW" w:bidi="zh_TW"/>
         </w:rPr>
-        <w:t>Resource: Study Notes - Themes (Tyndale)</w:t>
+        <w:t>Resource: Tyndale Open Study Notes</w:t>
       </w:r>
       <w:r>
         <w:rPr>
@@ -112,7 +112,7 @@
         <w:rPr>
           <w:lang w:val="zh_TW" w:bidi="zh_TW"/>
         </w:rPr>
-        <w:t>Study Notes - Themes (Tyndale)</w:t>
+        <w:t>Tyndale Open Study Notes</w:t>
       </w:r>
     </w:p>
     <w:p>

--- a/zht/docx/040.content.docx
+++ b/zht/docx/040.content.docx
@@ -149,7 +149,7 @@
         <w:rPr>
           <w:lang w:val="zh_TW" w:bidi="zh_TW"/>
         </w:rPr>
-        <w:t>jie</w:t>
+        <w:t>jing</w:t>
       </w:r>
       <w:r>
         <w:rPr>
@@ -212,7 +212,7 @@
         <w:rPr>
           <w:lang w:val="zh_TW" w:bidi="zh_TW"/>
         </w:rPr>
-        <w:t>潔淨、不潔淨與聖潔</w:t>
+        <w:t>敬畏耶和華</w:t>
       </w:r>
       <w:r>
         <w:rPr>
@@ -231,7 +231,7 @@
         <w:rPr>
           <w:lang w:val="zh_TW" w:bidi="zh_TW"/>
         </w:rPr>
-        <w:t>有關禮儀上的潔淨與不潔淨的規條，使以色列與其它民族有所區別。有一種觀點認為，不潔的事物與死亡或塵土有關（例如，見</w:t>
+        <w:t>摩西在死前向以色列百姓發出最後的勸勉，一再叮囑他們要「敬畏耶和華」（例如，</w:t>
       </w:r>
       <w:hyperlink r:id="rId13">
         <w:r>
@@ -242,15 +242,9 @@
             <w:color w:val="0000EE"/>
             <w:u w:val="single"/>
           </w:rPr>
-          <w:t>利21:1</w:t>
+          <w:t>申6:1–13，</w:t>
         </w:r>
       </w:hyperlink>
-      <w:r>
-        <w:rPr>
-          <w:lang w:val="zh_TW" w:bidi="zh_TW"/>
-        </w:rPr>
-        <w:t>、</w:t>
-      </w:r>
       <w:hyperlink r:id="rId14">
         <w:r>
           <w:rPr>
@@ -260,15 +254,9 @@
             <w:color w:val="0000EE"/>
             <w:u w:val="single"/>
           </w:rPr>
-          <w:t>11</w:t>
+          <w:t>10:12–21，</w:t>
         </w:r>
       </w:hyperlink>
-      <w:r>
-        <w:rPr>
-          <w:lang w:val="zh_TW" w:bidi="zh_TW"/>
-        </w:rPr>
-        <w:t>，</w:t>
-      </w:r>
       <w:hyperlink r:id="rId15">
         <w:r>
           <w:rPr>
@@ -278,14 +266,45 @@
             <w:color w:val="0000EE"/>
             <w:u w:val="single"/>
           </w:rPr>
-          <w:t>22:8</w:t>
+          <w:t>31:9–13</w:t>
         </w:r>
       </w:hyperlink>
       <w:r>
         <w:rPr>
           <w:lang w:val="zh_TW" w:bidi="zh_TW"/>
         </w:rPr>
-        <w:t>）。近期有研究指出，這些規條也與「正常」的概念有關。神重視秩序；凡合乎神所設立的秩序，就被視為「潔淨」且「可用」；不合常理的，則被視為「不潔」，不適合作為食物或獻祭之物。</w:t>
+        <w:t>）。約書亞在他生命的末期，也給予百姓相同的建議（</w:t>
+      </w:r>
+      <w:hyperlink r:id="rId16">
+        <w:r>
+          <w:rPr>
+            <w:lang w:val="zh_TW" w:bidi="zh_TW"/>
+          </w:rPr>
+          <w:rPr>
+            <w:color w:val="0000EE"/>
+            <w:u w:val="single"/>
+          </w:rPr>
+          <w:t>書24:14</w:t>
+        </w:r>
+      </w:hyperlink>
+      <w:r>
+        <w:rPr>
+          <w:lang w:val="zh_TW" w:bidi="zh_TW"/>
+        </w:rPr>
+        <w:t>）。</w:t>
+      </w:r>
+      <w:r>
+        <w:rPr>
+          <w:b/>
+          <w:lang w:val="zh_TW" w:bidi="zh_TW"/>
+        </w:rPr>
+        <w:t>敬畏</w:t>
+      </w:r>
+      <w:r>
+        <w:rPr>
+          <w:lang w:val="zh_TW" w:bidi="zh_TW"/>
+        </w:rPr>
+        <w:t>包含尊敬、對偉大事物稱奇，有時也指真正的懼怕。敬畏耶和華，表示人時刻意識到神的權柄與大能。對以色列人而言，敬畏耶和華就是承認他們的成功完全仰賴神。</w:t>
       </w:r>
     </w:p>
     <w:p>
@@ -299,9 +318,9 @@
         <w:rPr>
           <w:lang w:val="zh_TW" w:bidi="zh_TW"/>
         </w:rPr>
-        <w:t>正常的陸地動物是以植物為食的（見</w:t>
-      </w:r>
-      <w:hyperlink r:id="rId16">
+        <w:t>箴言的主題可濃縮為一句話：「敬畏耶和華是知識的開端」（</w:t>
+      </w:r>
+      <w:hyperlink r:id="rId17">
         <w:r>
           <w:rPr>
             <w:lang w:val="zh_TW" w:bidi="zh_TW"/>
@@ -310,30 +329,16 @@
             <w:color w:val="0000EE"/>
             <w:u w:val="single"/>
           </w:rPr>
-          <w:t>創1:30</w:t>
+          <w:t>箴1:7</w:t>
         </w:r>
       </w:hyperlink>
       <w:r>
         <w:rPr>
           <w:lang w:val="zh_TW" w:bidi="zh_TW"/>
         </w:rPr>
-        <w:t>）；正常的人體不會有感染或漏症；正常的布料不會發霉。如果發生不正常的情況，動物、人或布料就被視為不潔淨。</w:t>
-      </w:r>
-    </w:p>
-    <w:p>
-      <w:pPr/>
-      <w:r>
-        <w:rPr>
-          <w:lang w:val="zh_TW" w:bidi="zh_TW"/>
-        </w:rPr>
-      </w:r>
-      <w:r>
-        <w:rPr>
-          <w:lang w:val="zh_TW" w:bidi="zh_TW"/>
-        </w:rPr>
-        <w:t>不潔淨本身並非等同於有罪，但代表不配，不能接觸聖潔之物（例如，</w:t>
-      </w:r>
-      <w:hyperlink r:id="rId17">
+        <w:t>）。敬畏使人謙卑，遠離驕傲（</w:t>
+      </w:r>
+      <w:hyperlink r:id="rId18">
         <w:r>
           <w:rPr>
             <w:lang w:val="zh_TW" w:bidi="zh_TW"/>
@@ -342,39 +347,7 @@
             <w:color w:val="0000EE"/>
             <w:u w:val="single"/>
           </w:rPr>
-          <w:t>利11:44–45</w:t>
-        </w:r>
-      </w:hyperlink>
-      <w:r>
-        <w:rPr>
-          <w:lang w:val="zh_TW" w:bidi="zh_TW"/>
-        </w:rPr>
-        <w:t>）。一旦潔淨之後，就可以被分別為聖、獻給神。若人將聖潔的事物（如安息日）視為平常，就是對神不敬或褻瀆，使聖物被貶為俗。在潔淨的事物變為不潔淨時，必須經過潔淨的程序。某些事物如不潔淨的走獸、魚類或飛鳥，永遠是不潔淨的，無法成為聖潔之物。</w:t>
-      </w:r>
-    </w:p>
-    <w:p>
-      <w:pPr/>
-      <w:r>
-        <w:rPr>
-          <w:lang w:val="zh_TW" w:bidi="zh_TW"/>
-        </w:rPr>
-      </w:r>
-      <w:r>
-        <w:rPr>
-          <w:lang w:val="zh_TW" w:bidi="zh_TW"/>
-        </w:rPr>
-        <w:t>在新約中，曾被視為不潔淨的事物如今已被潔淨（</w:t>
-      </w:r>
-      <w:hyperlink r:id="rId18">
-        <w:r>
-          <w:rPr>
-            <w:lang w:val="zh_TW" w:bidi="zh_TW"/>
-          </w:rPr>
-          <w:rPr>
-            <w:color w:val="0000EE"/>
-            <w:u w:val="single"/>
-          </w:rPr>
-          <w:t>徒10:15、</w:t>
+          <w:t>3:7，</w:t>
         </w:r>
       </w:hyperlink>
       <w:hyperlink r:id="rId19">
@@ -386,7 +359,232 @@
             <w:color w:val="0000EE"/>
             <w:u w:val="single"/>
           </w:rPr>
-          <w:t>28</w:t>
+          <w:t>15:33</w:t>
+        </w:r>
+      </w:hyperlink>
+      <w:r>
+        <w:rPr>
+          <w:lang w:val="zh_TW" w:bidi="zh_TW"/>
+        </w:rPr>
+        <w:t>）。這樣的態度使人更願意順從神，而不是倚靠自己的判斷。敬畏耶和華，是承認神在萬物秩序中的中心地位，因為神是萬有的創造主與掌管者。</w:t>
+      </w:r>
+    </w:p>
+    <w:p>
+      <w:pPr/>
+      <w:r>
+        <w:rPr>
+          <w:lang w:val="zh_TW" w:bidi="zh_TW"/>
+        </w:rPr>
+      </w:r>
+      <w:r>
+        <w:rPr>
+          <w:lang w:val="zh_TW" w:bidi="zh_TW"/>
+        </w:rPr>
+        <w:t>因此，</w:t>
+      </w:r>
+      <w:hyperlink r:id="rId20">
+        <w:r>
+          <w:rPr>
+            <w:lang w:val="zh_TW" w:bidi="zh_TW"/>
+          </w:rPr>
+          <w:rPr>
+            <w:color w:val="0000EE"/>
+            <w:u w:val="single"/>
+          </w:rPr>
+          <w:t>詩篇十四篇1節</w:t>
+        </w:r>
+      </w:hyperlink>
+      <w:r>
+        <w:rPr>
+          <w:lang w:val="zh_TW" w:bidi="zh_TW"/>
+        </w:rPr>
+        <w:t>稱那些否認神的人為「愚頑人」。敬畏耶和華的人得著智慧，因為他們知道萬有都在神的主權之下，並為祂的目的而存在。這不僅僅是一種態度，更是一種生活方式——尊崇神的權能，敬服祂的權柄，並承擔對祂終極的責任。</w:t>
+      </w:r>
+    </w:p>
+    <w:p>
+      <w:pPr/>
+      <w:r>
+        <w:rPr>
+          <w:lang w:val="zh_TW" w:bidi="zh_TW"/>
+        </w:rPr>
+      </w:r>
+      <w:r>
+        <w:rPr>
+          <w:lang w:val="zh_TW" w:bidi="zh_TW"/>
+        </w:rPr>
+        <w:t>智慧與神的良好關係息息相關。這兩者都需要我們作出與神性情相符的選擇（見</w:t>
+      </w:r>
+      <w:hyperlink r:id="rId21">
+        <w:r>
+          <w:rPr>
+            <w:lang w:val="zh_TW" w:bidi="zh_TW"/>
+          </w:rPr>
+          <w:rPr>
+            <w:color w:val="0000EE"/>
+            <w:u w:val="single"/>
+          </w:rPr>
+          <w:t>伯28:28</w:t>
+        </w:r>
+      </w:hyperlink>
+      <w:r>
+        <w:rPr>
+          <w:lang w:val="zh_TW" w:bidi="zh_TW"/>
+        </w:rPr>
+        <w:t>；</w:t>
+      </w:r>
+      <w:hyperlink r:id="rId22">
+        <w:r>
+          <w:rPr>
+            <w:lang w:val="zh_TW" w:bidi="zh_TW"/>
+          </w:rPr>
+          <w:rPr>
+            <w:color w:val="0000EE"/>
+            <w:u w:val="single"/>
+          </w:rPr>
+          <w:t>箴14:2</w:t>
+        </w:r>
+      </w:hyperlink>
+      <w:r>
+        <w:rPr>
+          <w:lang w:val="zh_TW" w:bidi="zh_TW"/>
+        </w:rPr>
+        <w:t>；</w:t>
+      </w:r>
+      <w:hyperlink r:id="rId23">
+        <w:r>
+          <w:rPr>
+            <w:lang w:val="zh_TW" w:bidi="zh_TW"/>
+          </w:rPr>
+          <w:rPr>
+            <w:color w:val="0000EE"/>
+            <w:u w:val="single"/>
+          </w:rPr>
+          <w:t>傳12:13</w:t>
+        </w:r>
+      </w:hyperlink>
+      <w:r>
+        <w:rPr>
+          <w:lang w:val="zh_TW" w:bidi="zh_TW"/>
+        </w:rPr>
+        <w:t>）。你想要得著智慧嗎？那你必須與那位擁有一切智慧的神建立關係（見</w:t>
+      </w:r>
+      <w:hyperlink r:id="rId24">
+        <w:r>
+          <w:rPr>
+            <w:lang w:val="zh_TW" w:bidi="zh_TW"/>
+          </w:rPr>
+          <w:rPr>
+            <w:color w:val="0000EE"/>
+            <w:u w:val="single"/>
+          </w:rPr>
+          <w:t>林前1:1–2:16</w:t>
+        </w:r>
+      </w:hyperlink>
+      <w:r>
+        <w:rPr>
+          <w:lang w:val="zh_TW" w:bidi="zh_TW"/>
+        </w:rPr>
+        <w:t>；</w:t>
+      </w:r>
+      <w:hyperlink r:id="rId25">
+        <w:r>
+          <w:rPr>
+            <w:lang w:val="zh_TW" w:bidi="zh_TW"/>
+          </w:rPr>
+          <w:rPr>
+            <w:color w:val="0000EE"/>
+            <w:u w:val="single"/>
+          </w:rPr>
+          <w:t>西2:3</w:t>
+        </w:r>
+      </w:hyperlink>
+      <w:r>
+        <w:rPr>
+          <w:lang w:val="zh_TW" w:bidi="zh_TW"/>
+        </w:rPr>
+        <w:t>）。</w:t>
+      </w:r>
+    </w:p>
+    <w:p>
+      <w:pPr/>
+      <w:r>
+        <w:rPr>
+          <w:lang w:val="zh_TW" w:bidi="zh_TW"/>
+        </w:rPr>
+      </w:r>
+      <w:r>
+        <w:rPr>
+          <w:u w:val="single"/>
+          <w:lang w:val="zh_TW" w:bidi="zh_TW"/>
+        </w:rPr>
+        <w:t>進深研究的經文段落</w:t>
+      </w:r>
+    </w:p>
+    <w:p>
+      <w:pPr/>
+      <w:r>
+        <w:rPr>
+          <w:lang w:val="zh_TW" w:bidi="zh_TW"/>
+        </w:rPr>
+      </w:r>
+      <w:hyperlink r:id="rId21">
+        <w:r>
+          <w:rPr>
+            <w:lang w:val="zh_TW" w:bidi="zh_TW"/>
+          </w:rPr>
+          <w:rPr>
+            <w:color w:val="0000EE"/>
+            <w:u w:val="single"/>
+          </w:rPr>
+          <w:t>伯28:28</w:t>
+        </w:r>
+      </w:hyperlink>
+      <w:r>
+        <w:rPr>
+          <w:lang w:val="zh_TW" w:bidi="zh_TW"/>
+        </w:rPr>
+        <w:t>；</w:t>
+      </w:r>
+      <w:hyperlink r:id="rId20">
+        <w:r>
+          <w:rPr>
+            <w:lang w:val="zh_TW" w:bidi="zh_TW"/>
+          </w:rPr>
+          <w:rPr>
+            <w:color w:val="0000EE"/>
+            <w:u w:val="single"/>
+          </w:rPr>
+          <w:t>詩14:1，</w:t>
+        </w:r>
+      </w:hyperlink>
+      <w:hyperlink r:id="rId26">
+        <w:r>
+          <w:rPr>
+            <w:lang w:val="zh_TW" w:bidi="zh_TW"/>
+          </w:rPr>
+          <w:rPr>
+            <w:color w:val="0000EE"/>
+            <w:u w:val="single"/>
+          </w:rPr>
+          <w:t>111:10</w:t>
+        </w:r>
+      </w:hyperlink>
+      <w:r>
+        <w:rPr>
+          <w:lang w:val="zh_TW" w:bidi="zh_TW"/>
+        </w:rPr>
+        <w:t>；</w:t>
+      </w:r>
+      <w:hyperlink r:id="rId17">
+        <w:r>
+          <w:rPr>
+            <w:lang w:val="zh_TW" w:bidi="zh_TW"/>
+          </w:rPr>
+          <w:rPr>
+            <w:color w:val="0000EE"/>
+            <w:u w:val="single"/>
+          </w:rPr>
+          <w:t>箴1:7，</w:t>
         </w:r>
       </w:hyperlink>
       <w:hyperlink r:id="rId18">
@@ -398,10 +596,10 @@
             <w:color w:val="0000EE"/>
             <w:u w:val="single"/>
           </w:rPr>
-          <w:t>、</w:t>
+          <w:t>3:7，</w:t>
         </w:r>
       </w:hyperlink>
-      <w:hyperlink r:id="rId20">
+      <w:hyperlink r:id="rId27">
         <w:r>
           <w:rPr>
             <w:lang w:val="zh_TW" w:bidi="zh_TW"/>
@@ -410,16 +608,10 @@
             <w:color w:val="0000EE"/>
             <w:u w:val="single"/>
           </w:rPr>
-          <w:t>45</w:t>
+          <w:t>8:13，</w:t>
         </w:r>
       </w:hyperlink>
-      <w:r>
-        <w:rPr>
-          <w:lang w:val="zh_TW" w:bidi="zh_TW"/>
-        </w:rPr>
-        <w:t>）。然而，神仍重視秩序，並願意敬拜按著秩序進行（</w:t>
-      </w:r>
-      <w:hyperlink r:id="rId21">
+      <w:hyperlink r:id="rId28">
         <w:r>
           <w:rPr>
             <w:lang w:val="zh_TW" w:bidi="zh_TW"/>
@@ -428,7 +620,19 @@
             <w:color w:val="0000EE"/>
             <w:u w:val="single"/>
           </w:rPr>
-          <w:t>林前14:33、</w:t>
+          <w:t>9:10，</w:t>
+        </w:r>
+      </w:hyperlink>
+      <w:hyperlink r:id="rId29">
+        <w:r>
+          <w:rPr>
+            <w:lang w:val="zh_TW" w:bidi="zh_TW"/>
+          </w:rPr>
+          <w:rPr>
+            <w:color w:val="0000EE"/>
+            <w:u w:val="single"/>
+          </w:rPr>
+          <w:t>10:27，</w:t>
         </w:r>
       </w:hyperlink>
       <w:hyperlink r:id="rId22">
@@ -440,144 +644,7 @@
             <w:color w:val="0000EE"/>
             <w:u w:val="single"/>
           </w:rPr>
-          <w:t>40</w:t>
-        </w:r>
-      </w:hyperlink>
-      <w:r>
-        <w:rPr>
-          <w:lang w:val="zh_TW" w:bidi="zh_TW"/>
-        </w:rPr>
-        <w:t>）。神向悔改的人施恩（那些離棄惡行，轉向神的人）。然而，某些行為仍會冒犯祂的聖潔，不該出現在祂的面前（例如，亞拿尼亞和撒非喇的奉獻；見</w:t>
-      </w:r>
-      <w:hyperlink r:id="rId23">
-        <w:r>
-          <w:rPr>
-            <w:lang w:val="zh_TW" w:bidi="zh_TW"/>
-          </w:rPr>
-          <w:rPr>
-            <w:color w:val="0000EE"/>
-            <w:u w:val="single"/>
-          </w:rPr>
-          <w:t>使5:1–11</w:t>
-        </w:r>
-      </w:hyperlink>
-      <w:r>
-        <w:rPr>
-          <w:lang w:val="zh_TW" w:bidi="zh_TW"/>
-        </w:rPr>
-        <w:t>）。</w:t>
-      </w:r>
-    </w:p>
-    <w:p>
-      <w:pPr/>
-      <w:r>
-        <w:rPr>
-          <w:lang w:val="zh_TW" w:bidi="zh_TW"/>
-        </w:rPr>
-      </w:r>
-      <w:r>
-        <w:rPr>
-          <w:u w:val="single"/>
-          <w:lang w:val="zh_TW" w:bidi="zh_TW"/>
-        </w:rPr>
-        <w:t>進深研究的經文段落</w:t>
-      </w:r>
-    </w:p>
-    <w:p>
-      <w:pPr/>
-      <w:r>
-        <w:rPr>
-          <w:lang w:val="zh_TW" w:bidi="zh_TW"/>
-        </w:rPr>
-      </w:r>
-      <w:hyperlink r:id="rId24">
-        <w:r>
-          <w:rPr>
-            <w:lang w:val="zh_TW" w:bidi="zh_TW"/>
-          </w:rPr>
-          <w:rPr>
-            <w:color w:val="0000EE"/>
-            <w:u w:val="single"/>
-          </w:rPr>
-          <w:t>創7:2</w:t>
-        </w:r>
-      </w:hyperlink>
-      <w:r>
-        <w:rPr>
-          <w:lang w:val="zh_TW" w:bidi="zh_TW"/>
-        </w:rPr>
-        <w:t>；</w:t>
-      </w:r>
-      <w:hyperlink r:id="rId25">
-        <w:r>
-          <w:rPr>
-            <w:lang w:val="zh_TW" w:bidi="zh_TW"/>
-          </w:rPr>
-          <w:rPr>
-            <w:color w:val="0000EE"/>
-            <w:u w:val="single"/>
-          </w:rPr>
-          <w:t>利11:1–15:33，</w:t>
-        </w:r>
-      </w:hyperlink>
-      <w:hyperlink r:id="rId26">
-        <w:r>
-          <w:rPr>
-            <w:lang w:val="zh_TW" w:bidi="zh_TW"/>
-          </w:rPr>
-          <w:rPr>
-            <w:color w:val="0000EE"/>
-            <w:u w:val="single"/>
-          </w:rPr>
-          <w:t>21:1–23，</w:t>
-        </w:r>
-      </w:hyperlink>
-      <w:hyperlink r:id="rId27">
-        <w:r>
-          <w:rPr>
-            <w:lang w:val="zh_TW" w:bidi="zh_TW"/>
-          </w:rPr>
-          <w:rPr>
-            <w:color w:val="0000EE"/>
-            <w:u w:val="single"/>
-          </w:rPr>
-          <w:t>22:3–8</w:t>
-        </w:r>
-      </w:hyperlink>
-      <w:r>
-        <w:rPr>
-          <w:lang w:val="zh_TW" w:bidi="zh_TW"/>
-        </w:rPr>
-        <w:t>；</w:t>
-      </w:r>
-      <w:hyperlink r:id="rId28">
-        <w:r>
-          <w:rPr>
-            <w:lang w:val="zh_TW" w:bidi="zh_TW"/>
-          </w:rPr>
-          <w:rPr>
-            <w:color w:val="0000EE"/>
-            <w:u w:val="single"/>
-          </w:rPr>
-          <w:t>民19:1–22</w:t>
-        </w:r>
-      </w:hyperlink>
-      <w:r>
-        <w:rPr>
-          <w:lang w:val="zh_TW" w:bidi="zh_TW"/>
-        </w:rPr>
-        <w:t>；</w:t>
-      </w:r>
-      <w:hyperlink r:id="rId29">
-        <w:r>
-          <w:rPr>
-            <w:lang w:val="zh_TW" w:bidi="zh_TW"/>
-          </w:rPr>
-          <w:rPr>
-            <w:color w:val="0000EE"/>
-            <w:u w:val="single"/>
-          </w:rPr>
-          <w:t>申14:1–21，</w:t>
+          <w:t>14:2、</w:t>
         </w:r>
       </w:hyperlink>
       <w:hyperlink r:id="rId30">
@@ -589,15 +656,9 @@
             <w:color w:val="0000EE"/>
             <w:u w:val="single"/>
           </w:rPr>
-          <w:t>21:1–9</w:t>
+          <w:t>26–27，</w:t>
         </w:r>
       </w:hyperlink>
-      <w:r>
-        <w:rPr>
-          <w:lang w:val="zh_TW" w:bidi="zh_TW"/>
-        </w:rPr>
-        <w:t>；</w:t>
-      </w:r>
       <w:hyperlink r:id="rId31">
         <w:r>
           <w:rPr>
@@ -607,7 +668,25 @@
             <w:color w:val="0000EE"/>
             <w:u w:val="single"/>
           </w:rPr>
-          <w:t>詩19:9，</w:t>
+          <w:t>15:16</w:t>
+        </w:r>
+      </w:hyperlink>
+      <w:r>
+        <w:rPr>
+          <w:lang w:val="zh_TW" w:bidi="zh_TW"/>
+        </w:rPr>
+        <w:t>、</w:t>
+      </w:r>
+      <w:hyperlink r:id="rId19">
+        <w:r>
+          <w:rPr>
+            <w:lang w:val="zh_TW" w:bidi="zh_TW"/>
+          </w:rPr>
+          <w:rPr>
+            <w:color w:val="0000EE"/>
+            <w:u w:val="single"/>
+          </w:rPr>
+          <w:t>33，</w:t>
         </w:r>
       </w:hyperlink>
       <w:hyperlink r:id="rId32">
@@ -619,7 +698,7 @@
             <w:color w:val="0000EE"/>
             <w:u w:val="single"/>
           </w:rPr>
-          <w:t>24:3–4，</w:t>
+          <w:t>19:23，</w:t>
         </w:r>
       </w:hyperlink>
       <w:hyperlink r:id="rId33">
@@ -631,7 +710,7 @@
             <w:color w:val="0000EE"/>
             <w:u w:val="single"/>
           </w:rPr>
-          <w:t>51:7–10</w:t>
+          <w:t>22:4</w:t>
         </w:r>
       </w:hyperlink>
       <w:r>
@@ -640,6 +719,24 @@
         </w:rPr>
         <w:t>；</w:t>
       </w:r>
+      <w:hyperlink r:id="rId23">
+        <w:r>
+          <w:rPr>
+            <w:lang w:val="zh_TW" w:bidi="zh_TW"/>
+          </w:rPr>
+          <w:rPr>
+            <w:color w:val="0000EE"/>
+            <w:u w:val="single"/>
+          </w:rPr>
+          <w:t>傳12:13</w:t>
+        </w:r>
+      </w:hyperlink>
+      <w:r>
+        <w:rPr>
+          <w:lang w:val="zh_TW" w:bidi="zh_TW"/>
+        </w:rPr>
+        <w:t>；</w:t>
+      </w:r>
       <w:hyperlink r:id="rId34">
         <w:r>
           <w:rPr>
@@ -649,15 +746,9 @@
             <w:color w:val="0000EE"/>
             <w:u w:val="single"/>
           </w:rPr>
-          <w:t>賽52:11</w:t>
+          <w:t>賽11:1–2，</w:t>
         </w:r>
       </w:hyperlink>
-      <w:r>
-        <w:rPr>
-          <w:lang w:val="zh_TW" w:bidi="zh_TW"/>
-        </w:rPr>
-        <w:t>；</w:t>
-      </w:r>
       <w:hyperlink r:id="rId35">
         <w:r>
           <w:rPr>
@@ -667,79 +758,7 @@
             <w:color w:val="0000EE"/>
             <w:u w:val="single"/>
           </w:rPr>
-          <w:t>太8:2–4</w:t>
-        </w:r>
-      </w:hyperlink>
-      <w:r>
-        <w:rPr>
-          <w:lang w:val="zh_TW" w:bidi="zh_TW"/>
-        </w:rPr>
-        <w:t>；</w:t>
-      </w:r>
-      <w:hyperlink r:id="rId36">
-        <w:r>
-          <w:rPr>
-            <w:lang w:val="zh_TW" w:bidi="zh_TW"/>
-          </w:rPr>
-          <w:rPr>
-            <w:color w:val="0000EE"/>
-            <w:u w:val="single"/>
-          </w:rPr>
-          <w:t>約13:10–11</w:t>
-        </w:r>
-      </w:hyperlink>
-      <w:r>
-        <w:rPr>
-          <w:lang w:val="zh_TW" w:bidi="zh_TW"/>
-        </w:rPr>
-        <w:t>；</w:t>
-      </w:r>
-      <w:hyperlink r:id="rId37">
-        <w:r>
-          <w:rPr>
-            <w:lang w:val="zh_TW" w:bidi="zh_TW"/>
-          </w:rPr>
-          <w:rPr>
-            <w:color w:val="0000EE"/>
-            <w:u w:val="single"/>
-          </w:rPr>
-          <w:t>徒10:9–28</w:t>
-        </w:r>
-      </w:hyperlink>
-      <w:r>
-        <w:rPr>
-          <w:lang w:val="zh_TW" w:bidi="zh_TW"/>
-        </w:rPr>
-        <w:t>；</w:t>
-      </w:r>
-      <w:hyperlink r:id="rId38">
-        <w:r>
-          <w:rPr>
-            <w:lang w:val="zh_TW" w:bidi="zh_TW"/>
-          </w:rPr>
-          <w:rPr>
-            <w:color w:val="0000EE"/>
-            <w:u w:val="single"/>
-          </w:rPr>
-          <w:t>來9:13–15</w:t>
-        </w:r>
-      </w:hyperlink>
-      <w:r>
-        <w:rPr>
-          <w:lang w:val="zh_TW" w:bidi="zh_TW"/>
-        </w:rPr>
-        <w:t>、</w:t>
-      </w:r>
-      <w:hyperlink r:id="rId39">
-        <w:r>
-          <w:rPr>
-            <w:lang w:val="zh_TW" w:bidi="zh_TW"/>
-          </w:rPr>
-          <w:rPr>
-            <w:color w:val="0000EE"/>
-            <w:u w:val="single"/>
-          </w:rPr>
-          <w:t>23</w:t>
+          <w:t>33:6</w:t>
         </w:r>
       </w:hyperlink>
       <w:r>

--- a/zht/docx/040.content.docx
+++ b/zht/docx/040.content.docx
@@ -19,7 +19,7 @@
         <w:rPr>
           <w:lang w:val="zh_TW" w:bidi="zh_TW"/>
         </w:rPr>
-        <w:t>Resource: Tyndale Open Study Notes</w:t>
+        <w:t>Resource: Aquifer Open Study Notes (Themes)</w:t>
       </w:r>
       <w:r>
         <w:rPr>
@@ -112,7 +112,7 @@
         <w:rPr>
           <w:lang w:val="zh_TW" w:bidi="zh_TW"/>
         </w:rPr>
-        <w:t>Tyndale Open Study Notes</w:t>
+        <w:t>Aquifer Open Study Notes (Themes)</w:t>
       </w:r>
     </w:p>
     <w:p>

--- a/zht/docx/040.content.docx
+++ b/zht/docx/040.content.docx
@@ -233,60 +233,36 @@
         </w:rPr>
         <w:t>摩西在死前向以色列百姓發出最後的勸勉，一再叮囑他們要「敬畏耶和華」（例如，</w:t>
       </w:r>
-      <w:hyperlink r:id="rId13">
-        <w:r>
-          <w:rPr>
-            <w:lang w:val="zh_TW" w:bidi="zh_TW"/>
-          </w:rPr>
-          <w:rPr>
-            <w:color w:val="0000EE"/>
-            <w:u w:val="single"/>
-          </w:rPr>
-          <w:t>申6:1–13，</w:t>
-        </w:r>
-      </w:hyperlink>
-      <w:hyperlink r:id="rId14">
-        <w:r>
-          <w:rPr>
-            <w:lang w:val="zh_TW" w:bidi="zh_TW"/>
-          </w:rPr>
-          <w:rPr>
-            <w:color w:val="0000EE"/>
-            <w:u w:val="single"/>
-          </w:rPr>
-          <w:t>10:12–21，</w:t>
-        </w:r>
-      </w:hyperlink>
-      <w:hyperlink r:id="rId15">
-        <w:r>
-          <w:rPr>
-            <w:lang w:val="zh_TW" w:bidi="zh_TW"/>
-          </w:rPr>
-          <w:rPr>
-            <w:color w:val="0000EE"/>
-            <w:u w:val="single"/>
-          </w:rPr>
-          <w:t>31:9–13</w:t>
-        </w:r>
-      </w:hyperlink>
+      <w:r>
+        <w:rPr>
+          <w:lang w:val="zh_TW" w:bidi="zh_TW"/>
+        </w:rPr>
+        <w:t>申6:1–13，</w:t>
+      </w:r>
+      <w:r>
+        <w:rPr>
+          <w:lang w:val="zh_TW" w:bidi="zh_TW"/>
+        </w:rPr>
+        <w:t>10:12–21，</w:t>
+      </w:r>
+      <w:r>
+        <w:rPr>
+          <w:lang w:val="zh_TW" w:bidi="zh_TW"/>
+        </w:rPr>
+        <w:t>31:9–13</w:t>
+      </w:r>
       <w:r>
         <w:rPr>
           <w:lang w:val="zh_TW" w:bidi="zh_TW"/>
         </w:rPr>
         <w:t>）。約書亞在他生命的末期，也給予百姓相同的建議（</w:t>
       </w:r>
-      <w:hyperlink r:id="rId16">
-        <w:r>
-          <w:rPr>
-            <w:lang w:val="zh_TW" w:bidi="zh_TW"/>
-          </w:rPr>
-          <w:rPr>
-            <w:color w:val="0000EE"/>
-            <w:u w:val="single"/>
-          </w:rPr>
-          <w:t>書24:14</w:t>
-        </w:r>
-      </w:hyperlink>
+      <w:r>
+        <w:rPr>
+          <w:lang w:val="zh_TW" w:bidi="zh_TW"/>
+        </w:rPr>
+        <w:t>書24:14</w:t>
+      </w:r>
       <w:r>
         <w:rPr>
           <w:lang w:val="zh_TW" w:bidi="zh_TW"/>
@@ -320,48 +296,30 @@
         </w:rPr>
         <w:t>箴言的主題可濃縮為一句話：「敬畏耶和華是知識的開端」（</w:t>
       </w:r>
-      <w:hyperlink r:id="rId17">
-        <w:r>
-          <w:rPr>
-            <w:lang w:val="zh_TW" w:bidi="zh_TW"/>
-          </w:rPr>
-          <w:rPr>
-            <w:color w:val="0000EE"/>
-            <w:u w:val="single"/>
-          </w:rPr>
-          <w:t>箴1:7</w:t>
-        </w:r>
-      </w:hyperlink>
+      <w:r>
+        <w:rPr>
+          <w:lang w:val="zh_TW" w:bidi="zh_TW"/>
+        </w:rPr>
+        <w:t>箴1:7</w:t>
+      </w:r>
       <w:r>
         <w:rPr>
           <w:lang w:val="zh_TW" w:bidi="zh_TW"/>
         </w:rPr>
         <w:t>）。敬畏使人謙卑，遠離驕傲（</w:t>
       </w:r>
-      <w:hyperlink r:id="rId18">
-        <w:r>
-          <w:rPr>
-            <w:lang w:val="zh_TW" w:bidi="zh_TW"/>
-          </w:rPr>
-          <w:rPr>
-            <w:color w:val="0000EE"/>
-            <w:u w:val="single"/>
-          </w:rPr>
-          <w:t>3:7，</w:t>
-        </w:r>
-      </w:hyperlink>
-      <w:hyperlink r:id="rId19">
-        <w:r>
-          <w:rPr>
-            <w:lang w:val="zh_TW" w:bidi="zh_TW"/>
-          </w:rPr>
-          <w:rPr>
-            <w:color w:val="0000EE"/>
-            <w:u w:val="single"/>
-          </w:rPr>
-          <w:t>15:33</w:t>
-        </w:r>
-      </w:hyperlink>
+      <w:r>
+        <w:rPr>
+          <w:lang w:val="zh_TW" w:bidi="zh_TW"/>
+        </w:rPr>
+        <w:t>3:7，</w:t>
+      </w:r>
+      <w:r>
+        <w:rPr>
+          <w:lang w:val="zh_TW" w:bidi="zh_TW"/>
+        </w:rPr>
+        <w:t>15:33</w:t>
+      </w:r>
       <w:r>
         <w:rPr>
           <w:lang w:val="zh_TW" w:bidi="zh_TW"/>
@@ -382,18 +340,12 @@
         </w:rPr>
         <w:t>因此，</w:t>
       </w:r>
-      <w:hyperlink r:id="rId20">
-        <w:r>
-          <w:rPr>
-            <w:lang w:val="zh_TW" w:bidi="zh_TW"/>
-          </w:rPr>
-          <w:rPr>
-            <w:color w:val="0000EE"/>
-            <w:u w:val="single"/>
-          </w:rPr>
-          <w:t>詩篇十四篇1節</w:t>
-        </w:r>
-      </w:hyperlink>
+      <w:r>
+        <w:rPr>
+          <w:lang w:val="zh_TW" w:bidi="zh_TW"/>
+        </w:rPr>
+        <w:t>詩篇十四篇1節</w:t>
+      </w:r>
       <w:r>
         <w:rPr>
           <w:lang w:val="zh_TW" w:bidi="zh_TW"/>
@@ -414,90 +366,60 @@
         </w:rPr>
         <w:t>智慧與神的良好關係息息相關。這兩者都需要我們作出與神性情相符的選擇（見</w:t>
       </w:r>
-      <w:hyperlink r:id="rId21">
-        <w:r>
-          <w:rPr>
-            <w:lang w:val="zh_TW" w:bidi="zh_TW"/>
-          </w:rPr>
-          <w:rPr>
-            <w:color w:val="0000EE"/>
-            <w:u w:val="single"/>
-          </w:rPr>
-          <w:t>伯28:28</w:t>
-        </w:r>
-      </w:hyperlink>
+      <w:r>
+        <w:rPr>
+          <w:lang w:val="zh_TW" w:bidi="zh_TW"/>
+        </w:rPr>
+        <w:t>伯28:28</w:t>
+      </w:r>
       <w:r>
         <w:rPr>
           <w:lang w:val="zh_TW" w:bidi="zh_TW"/>
         </w:rPr>
         <w:t>；</w:t>
       </w:r>
-      <w:hyperlink r:id="rId22">
-        <w:r>
-          <w:rPr>
-            <w:lang w:val="zh_TW" w:bidi="zh_TW"/>
-          </w:rPr>
-          <w:rPr>
-            <w:color w:val="0000EE"/>
-            <w:u w:val="single"/>
-          </w:rPr>
-          <w:t>箴14:2</w:t>
-        </w:r>
-      </w:hyperlink>
+      <w:r>
+        <w:rPr>
+          <w:lang w:val="zh_TW" w:bidi="zh_TW"/>
+        </w:rPr>
+        <w:t>箴14:2</w:t>
+      </w:r>
       <w:r>
         <w:rPr>
           <w:lang w:val="zh_TW" w:bidi="zh_TW"/>
         </w:rPr>
         <w:t>；</w:t>
       </w:r>
-      <w:hyperlink r:id="rId23">
-        <w:r>
-          <w:rPr>
-            <w:lang w:val="zh_TW" w:bidi="zh_TW"/>
-          </w:rPr>
-          <w:rPr>
-            <w:color w:val="0000EE"/>
-            <w:u w:val="single"/>
-          </w:rPr>
-          <w:t>傳12:13</w:t>
-        </w:r>
-      </w:hyperlink>
+      <w:r>
+        <w:rPr>
+          <w:lang w:val="zh_TW" w:bidi="zh_TW"/>
+        </w:rPr>
+        <w:t>傳12:13</w:t>
+      </w:r>
       <w:r>
         <w:rPr>
           <w:lang w:val="zh_TW" w:bidi="zh_TW"/>
         </w:rPr>
         <w:t>）。你想要得著智慧嗎？那你必須與那位擁有一切智慧的神建立關係（見</w:t>
       </w:r>
-      <w:hyperlink r:id="rId24">
-        <w:r>
-          <w:rPr>
-            <w:lang w:val="zh_TW" w:bidi="zh_TW"/>
-          </w:rPr>
-          <w:rPr>
-            <w:color w:val="0000EE"/>
-            <w:u w:val="single"/>
-          </w:rPr>
-          <w:t>林前1:1–2:16</w:t>
-        </w:r>
-      </w:hyperlink>
+      <w:r>
+        <w:rPr>
+          <w:lang w:val="zh_TW" w:bidi="zh_TW"/>
+        </w:rPr>
+        <w:t>林前1:1–2:16</w:t>
+      </w:r>
       <w:r>
         <w:rPr>
           <w:lang w:val="zh_TW" w:bidi="zh_TW"/>
         </w:rPr>
         <w:t>；</w:t>
       </w:r>
-      <w:hyperlink r:id="rId25">
-        <w:r>
-          <w:rPr>
-            <w:lang w:val="zh_TW" w:bidi="zh_TW"/>
-          </w:rPr>
-          <w:rPr>
-            <w:color w:val="0000EE"/>
-            <w:u w:val="single"/>
-          </w:rPr>
-          <w:t>西2:3</w:t>
-        </w:r>
-      </w:hyperlink>
+      <w:r>
+        <w:rPr>
+          <w:lang w:val="zh_TW" w:bidi="zh_TW"/>
+        </w:rPr>
+        <w:t>西2:3</w:t>
+      </w:r>
       <w:r>
         <w:rPr>
           <w:lang w:val="zh_TW" w:bidi="zh_TW"/>
@@ -527,240 +449,138 @@
           <w:lang w:val="zh_TW" w:bidi="zh_TW"/>
         </w:rPr>
       </w:r>
-      <w:hyperlink r:id="rId21">
-        <w:r>
-          <w:rPr>
-            <w:lang w:val="zh_TW" w:bidi="zh_TW"/>
-          </w:rPr>
-          <w:rPr>
-            <w:color w:val="0000EE"/>
-            <w:u w:val="single"/>
-          </w:rPr>
-          <w:t>伯28:28</w:t>
-        </w:r>
-      </w:hyperlink>
+      <w:r>
+        <w:rPr>
+          <w:lang w:val="zh_TW" w:bidi="zh_TW"/>
+        </w:rPr>
+        <w:t>伯28:28</w:t>
+      </w:r>
       <w:r>
         <w:rPr>
           <w:lang w:val="zh_TW" w:bidi="zh_TW"/>
         </w:rPr>
         <w:t>；</w:t>
       </w:r>
-      <w:hyperlink r:id="rId20">
-        <w:r>
-          <w:rPr>
-            <w:lang w:val="zh_TW" w:bidi="zh_TW"/>
-          </w:rPr>
-          <w:rPr>
-            <w:color w:val="0000EE"/>
-            <w:u w:val="single"/>
-          </w:rPr>
-          <w:t>詩14:1，</w:t>
-        </w:r>
-      </w:hyperlink>
-      <w:hyperlink r:id="rId26">
-        <w:r>
-          <w:rPr>
-            <w:lang w:val="zh_TW" w:bidi="zh_TW"/>
-          </w:rPr>
-          <w:rPr>
-            <w:color w:val="0000EE"/>
-            <w:u w:val="single"/>
-          </w:rPr>
-          <w:t>111:10</w:t>
-        </w:r>
-      </w:hyperlink>
+      <w:r>
+        <w:rPr>
+          <w:lang w:val="zh_TW" w:bidi="zh_TW"/>
+        </w:rPr>
+        <w:t>詩14:1，</w:t>
+      </w:r>
+      <w:r>
+        <w:rPr>
+          <w:lang w:val="zh_TW" w:bidi="zh_TW"/>
+        </w:rPr>
+        <w:t>111:10</w:t>
+      </w:r>
       <w:r>
         <w:rPr>
           <w:lang w:val="zh_TW" w:bidi="zh_TW"/>
         </w:rPr>
         <w:t>；</w:t>
       </w:r>
-      <w:hyperlink r:id="rId17">
-        <w:r>
-          <w:rPr>
-            <w:lang w:val="zh_TW" w:bidi="zh_TW"/>
-          </w:rPr>
-          <w:rPr>
-            <w:color w:val="0000EE"/>
-            <w:u w:val="single"/>
-          </w:rPr>
-          <w:t>箴1:7，</w:t>
-        </w:r>
-      </w:hyperlink>
-      <w:hyperlink r:id="rId18">
-        <w:r>
-          <w:rPr>
-            <w:lang w:val="zh_TW" w:bidi="zh_TW"/>
-          </w:rPr>
-          <w:rPr>
-            <w:color w:val="0000EE"/>
-            <w:u w:val="single"/>
-          </w:rPr>
-          <w:t>3:7，</w:t>
-        </w:r>
-      </w:hyperlink>
-      <w:hyperlink r:id="rId27">
-        <w:r>
-          <w:rPr>
-            <w:lang w:val="zh_TW" w:bidi="zh_TW"/>
-          </w:rPr>
-          <w:rPr>
-            <w:color w:val="0000EE"/>
-            <w:u w:val="single"/>
-          </w:rPr>
-          <w:t>8:13，</w:t>
-        </w:r>
-      </w:hyperlink>
-      <w:hyperlink r:id="rId28">
-        <w:r>
-          <w:rPr>
-            <w:lang w:val="zh_TW" w:bidi="zh_TW"/>
-          </w:rPr>
-          <w:rPr>
-            <w:color w:val="0000EE"/>
-            <w:u w:val="single"/>
-          </w:rPr>
-          <w:t>9:10，</w:t>
-        </w:r>
-      </w:hyperlink>
-      <w:hyperlink r:id="rId29">
-        <w:r>
-          <w:rPr>
-            <w:lang w:val="zh_TW" w:bidi="zh_TW"/>
-          </w:rPr>
-          <w:rPr>
-            <w:color w:val="0000EE"/>
-            <w:u w:val="single"/>
-          </w:rPr>
-          <w:t>10:27，</w:t>
-        </w:r>
-      </w:hyperlink>
-      <w:hyperlink r:id="rId22">
-        <w:r>
-          <w:rPr>
-            <w:lang w:val="zh_TW" w:bidi="zh_TW"/>
-          </w:rPr>
-          <w:rPr>
-            <w:color w:val="0000EE"/>
-            <w:u w:val="single"/>
-          </w:rPr>
-          <w:t>14:2、</w:t>
-        </w:r>
-      </w:hyperlink>
-      <w:hyperlink r:id="rId30">
-        <w:r>
-          <w:rPr>
-            <w:lang w:val="zh_TW" w:bidi="zh_TW"/>
-          </w:rPr>
-          <w:rPr>
-            <w:color w:val="0000EE"/>
-            <w:u w:val="single"/>
-          </w:rPr>
-          <w:t>26–27，</w:t>
-        </w:r>
-      </w:hyperlink>
-      <w:hyperlink r:id="rId31">
-        <w:r>
-          <w:rPr>
-            <w:lang w:val="zh_TW" w:bidi="zh_TW"/>
-          </w:rPr>
-          <w:rPr>
-            <w:color w:val="0000EE"/>
-            <w:u w:val="single"/>
-          </w:rPr>
-          <w:t>15:16</w:t>
-        </w:r>
-      </w:hyperlink>
+      <w:r>
+        <w:rPr>
+          <w:lang w:val="zh_TW" w:bidi="zh_TW"/>
+        </w:rPr>
+        <w:t>箴1:7，</w:t>
+      </w:r>
+      <w:r>
+        <w:rPr>
+          <w:lang w:val="zh_TW" w:bidi="zh_TW"/>
+        </w:rPr>
+        <w:t>3:7，</w:t>
+      </w:r>
+      <w:r>
+        <w:rPr>
+          <w:lang w:val="zh_TW" w:bidi="zh_TW"/>
+        </w:rPr>
+        <w:t>8:13，</w:t>
+      </w:r>
+      <w:r>
+        <w:rPr>
+          <w:lang w:val="zh_TW" w:bidi="zh_TW"/>
+        </w:rPr>
+        <w:t>9:10，</w:t>
+      </w:r>
+      <w:r>
+        <w:rPr>
+          <w:lang w:val="zh_TW" w:bidi="zh_TW"/>
+        </w:rPr>
+        <w:t>10:27，</w:t>
+      </w:r>
+      <w:r>
+        <w:rPr>
+          <w:lang w:val="zh_TW" w:bidi="zh_TW"/>
+        </w:rPr>
+        <w:t>14:2、</w:t>
+      </w:r>
+      <w:r>
+        <w:rPr>
+          <w:lang w:val="zh_TW" w:bidi="zh_TW"/>
+        </w:rPr>
+        <w:t>26–27，</w:t>
+      </w:r>
+      <w:r>
+        <w:rPr>
+          <w:lang w:val="zh_TW" w:bidi="zh_TW"/>
+        </w:rPr>
+        <w:t>15:16</w:t>
+      </w:r>
       <w:r>
         <w:rPr>
           <w:lang w:val="zh_TW" w:bidi="zh_TW"/>
         </w:rPr>
         <w:t>、</w:t>
       </w:r>
-      <w:hyperlink r:id="rId19">
-        <w:r>
-          <w:rPr>
-            <w:lang w:val="zh_TW" w:bidi="zh_TW"/>
-          </w:rPr>
-          <w:rPr>
-            <w:color w:val="0000EE"/>
-            <w:u w:val="single"/>
-          </w:rPr>
-          <w:t>33，</w:t>
-        </w:r>
-      </w:hyperlink>
-      <w:hyperlink r:id="rId32">
-        <w:r>
-          <w:rPr>
-            <w:lang w:val="zh_TW" w:bidi="zh_TW"/>
-          </w:rPr>
-          <w:rPr>
-            <w:color w:val="0000EE"/>
-            <w:u w:val="single"/>
-          </w:rPr>
-          <w:t>19:23，</w:t>
-        </w:r>
-      </w:hyperlink>
-      <w:hyperlink r:id="rId33">
-        <w:r>
-          <w:rPr>
-            <w:lang w:val="zh_TW" w:bidi="zh_TW"/>
-          </w:rPr>
-          <w:rPr>
-            <w:color w:val="0000EE"/>
-            <w:u w:val="single"/>
-          </w:rPr>
-          <w:t>22:4</w:t>
-        </w:r>
-      </w:hyperlink>
+      <w:r>
+        <w:rPr>
+          <w:lang w:val="zh_TW" w:bidi="zh_TW"/>
+        </w:rPr>
+        <w:t>33，</w:t>
+      </w:r>
+      <w:r>
+        <w:rPr>
+          <w:lang w:val="zh_TW" w:bidi="zh_TW"/>
+        </w:rPr>
+        <w:t>19:23，</w:t>
+      </w:r>
+      <w:r>
+        <w:rPr>
+          <w:lang w:val="zh_TW" w:bidi="zh_TW"/>
+        </w:rPr>
+        <w:t>22:4</w:t>
+      </w:r>
       <w:r>
         <w:rPr>
           <w:lang w:val="zh_TW" w:bidi="zh_TW"/>
         </w:rPr>
         <w:t>；</w:t>
       </w:r>
-      <w:hyperlink r:id="rId23">
-        <w:r>
-          <w:rPr>
-            <w:lang w:val="zh_TW" w:bidi="zh_TW"/>
-          </w:rPr>
-          <w:rPr>
-            <w:color w:val="0000EE"/>
-            <w:u w:val="single"/>
-          </w:rPr>
-          <w:t>傳12:13</w:t>
-        </w:r>
-      </w:hyperlink>
+      <w:r>
+        <w:rPr>
+          <w:lang w:val="zh_TW" w:bidi="zh_TW"/>
+        </w:rPr>
+        <w:t>傳12:13</w:t>
+      </w:r>
       <w:r>
         <w:rPr>
           <w:lang w:val="zh_TW" w:bidi="zh_TW"/>
         </w:rPr>
         <w:t>；</w:t>
       </w:r>
-      <w:hyperlink r:id="rId34">
-        <w:r>
-          <w:rPr>
-            <w:lang w:val="zh_TW" w:bidi="zh_TW"/>
-          </w:rPr>
-          <w:rPr>
-            <w:color w:val="0000EE"/>
-            <w:u w:val="single"/>
-          </w:rPr>
-          <w:t>賽11:1–2，</w:t>
-        </w:r>
-      </w:hyperlink>
-      <w:hyperlink r:id="rId35">
-        <w:r>
-          <w:rPr>
-            <w:lang w:val="zh_TW" w:bidi="zh_TW"/>
-          </w:rPr>
-          <w:rPr>
-            <w:color w:val="0000EE"/>
-            <w:u w:val="single"/>
-          </w:rPr>
-          <w:t>33:6</w:t>
-        </w:r>
-      </w:hyperlink>
+      <w:r>
+        <w:rPr>
+          <w:lang w:val="zh_TW" w:bidi="zh_TW"/>
+        </w:rPr>
+        <w:t>賽11:1–2，</w:t>
+      </w:r>
+      <w:r>
+        <w:rPr>
+          <w:lang w:val="zh_TW" w:bidi="zh_TW"/>
+        </w:rPr>
+        <w:t>33:6</w:t>
+      </w:r>
       <w:r>
         <w:rPr>
           <w:lang w:val="zh_TW" w:bidi="zh_TW"/>
